--- a/PW1/Atividade 01 - Harmonias Cromáticas Alunos.docx
+++ b/PW1/Atividade 01 - Harmonias Cromáticas Alunos.docx
@@ -1,6 +1,6 @@
 
 <file path=word/document.xml><?xml version="1.0" encoding="utf-8"?>
-<w:document xmlns:wpc="http://schemas.microsoft.com/office/word/2010/wordprocessingCanvas" xmlns:cx="http://schemas.microsoft.com/office/drawing/2014/chartex" xmlns:cx1="http://schemas.microsoft.com/office/drawing/2015/9/8/chartex" xmlns:cx2="http://schemas.microsoft.com/office/drawing/2015/10/21/chartex" xmlns:cx3="http://schemas.microsoft.com/office/drawing/2016/5/9/chartex" xmlns:cx4="http://schemas.microsoft.com/office/drawing/2016/5/10/chartex" xmlns:cx5="http://schemas.microsoft.com/office/drawing/2016/5/11/chartex" xmlns:cx6="http://schemas.microsoft.com/office/drawing/2016/5/12/chartex" xmlns:cx7="http://schemas.microsoft.com/office/drawing/2016/5/13/chartex" xmlns:cx8="http://schemas.microsoft.com/office/drawing/2016/5/14/chartex" xmlns:mc="http://schemas.openxmlformats.org/markup-compatibility/2006" xmlns:aink="http://schemas.microsoft.com/office/drawing/2016/ink" xmlns:am3d="http://schemas.microsoft.com/office/drawing/2017/model3d" xmlns:o="urn:schemas-microsoft-com:office:office" xmlns:oel="http://schemas.microsoft.com/office/2019/extlst" xmlns:r="http://schemas.openxmlformats.org/officeDocument/2006/relationships" xmlns:m="http://schemas.openxmlformats.org/officeDocument/2006/math" xmlns:v="urn:schemas-microsoft-com:vml" xmlns:wp14="http://schemas.microsoft.com/office/word/2010/wordprocessingDrawing" xmlns:wp="http://schemas.openxmlformats.org/drawingml/2006/wordprocessingDrawing" xmlns:w10="urn:schemas-microsoft-com:office:word" xmlns:w="http://schemas.openxmlformats.org/wordprocessingml/2006/main" xmlns:w14="http://schemas.microsoft.com/office/word/2010/wordml" xmlns:w15="http://schemas.microsoft.com/office/word/2012/wordml" xmlns:w16cex="http://schemas.microsoft.com/office/word/2018/wordml/cex" xmlns:w16cid="http://schemas.microsoft.com/office/word/2016/wordml/cid" xmlns:w16="http://schemas.microsoft.com/office/word/2018/wordml" xmlns:w16sdtdh="http://schemas.microsoft.com/office/word/2020/wordml/sdtdatahash" xmlns:w16se="http://schemas.microsoft.com/office/word/2015/wordml/symex" xmlns:wpg="http://schemas.microsoft.com/office/word/2010/wordprocessingGroup" xmlns:wpi="http://schemas.microsoft.com/office/word/2010/wordprocessingInk" xmlns:wne="http://schemas.microsoft.com/office/word/2006/wordml" xmlns:wps="http://schemas.microsoft.com/office/word/2010/wordprocessingShape" mc:Ignorable="w14 w15 w16se w16cid w16 w16cex w16sdtdh wp14">
+<w:document xmlns:wpc="http://schemas.microsoft.com/office/word/2010/wordprocessingCanvas" xmlns:cx="http://schemas.microsoft.com/office/drawing/2014/chartex" xmlns:mc="http://schemas.openxmlformats.org/markup-compatibility/2006" xmlns:o="urn:schemas-microsoft-com:office:office" xmlns:r="http://schemas.openxmlformats.org/officeDocument/2006/relationships" xmlns:m="http://schemas.openxmlformats.org/officeDocument/2006/math" xmlns:v="urn:schemas-microsoft-com:vml" xmlns:wp14="http://schemas.microsoft.com/office/word/2010/wordprocessingDrawing" xmlns:wp="http://schemas.openxmlformats.org/drawingml/2006/wordprocessingDrawing" xmlns:w10="urn:schemas-microsoft-com:office:word" xmlns:w="http://schemas.openxmlformats.org/wordprocessingml/2006/main" xmlns:w14="http://schemas.microsoft.com/office/word/2010/wordml" xmlns:w15="http://schemas.microsoft.com/office/word/2012/wordml" xmlns:w16se="http://schemas.microsoft.com/office/word/2015/wordml/symex" xmlns:wpg="http://schemas.microsoft.com/office/word/2010/wordprocessingGroup" xmlns:wpi="http://schemas.microsoft.com/office/word/2010/wordprocessingInk" xmlns:wne="http://schemas.microsoft.com/office/word/2006/wordml" xmlns:wps="http://schemas.microsoft.com/office/word/2010/wordprocessingShape" mc:Ignorable="w14 w15 w16se wp14">
   <w:body>
     <w:p>
       <w:pPr>
@@ -75,21 +75,7 @@
         <w:rPr>
           <w:rFonts w:ascii="Calibri" w:eastAsia="Calibri" w:hAnsi="Calibri" w:cs="Calibri"/>
         </w:rPr>
-        <w:t xml:space="preserve"> Isadora Cini </w:t>
-      </w:r>
-      <w:proofErr w:type="spellStart"/>
-      <w:r>
-        <w:rPr>
-          <w:rFonts w:ascii="Calibri" w:eastAsia="Calibri" w:hAnsi="Calibri" w:cs="Calibri"/>
-        </w:rPr>
-        <w:t>Martinhão</w:t>
-      </w:r>
-      <w:proofErr w:type="spellEnd"/>
-      <w:r>
-        <w:rPr>
-          <w:rFonts w:ascii="Calibri" w:eastAsia="Calibri" w:hAnsi="Calibri" w:cs="Calibri"/>
-        </w:rPr>
-        <w:t xml:space="preserve"> de Sousa</w:t>
+        <w:t xml:space="preserve"> Isadora Cini Martinhão de Sousa</w:t>
       </w:r>
       <w:r>
         <w:rPr>
@@ -218,7 +204,13 @@
         <w:rPr>
           <w:rFonts w:ascii="Calibri" w:eastAsia="Calibri" w:hAnsi="Calibri" w:cs="Calibri"/>
         </w:rPr>
-        <w:t>Definição correta (0,3): Cores complementares são pares de cores situadas em lados opostos do círculo cromático, gerando o maior contraste e impacto visual possível quando colocadas lado a lado.</w:t>
+        <w:t xml:space="preserve">Definição correta </w:t>
+      </w:r>
+      <w:r>
+        <w:rPr>
+          <w:rFonts w:ascii="Calibri" w:eastAsia="Calibri" w:hAnsi="Calibri" w:cs="Calibri"/>
+        </w:rPr>
+        <w:t>(0,3): Cores complementares são pares de cores situadas em lados opostos do círculo cromático, gerando o maior contraste e impacto visual possível quando colocadas lado a lado.</w:t>
       </w:r>
     </w:p>
     <w:p>
@@ -240,7 +232,13 @@
         <w:rPr>
           <w:rFonts w:ascii="Calibri" w:eastAsia="Calibri" w:hAnsi="Calibri" w:cs="Calibri"/>
         </w:rPr>
-        <w:t>Explicação da posição no círculo cromático (0,2): No círculo cromático, as cores complementares estão localizadas em posições diretamente opostas uma à outra. Essa disposição significa que, ao traçar uma linha reta de uma cor até o outro lado do círculo, você encontrará sua cor complementar.</w:t>
+        <w:t>Explicação da posição no círculo cromático (0,2): No círculo cromático, as core</w:t>
+      </w:r>
+      <w:r>
+        <w:rPr>
+          <w:rFonts w:ascii="Calibri" w:eastAsia="Calibri" w:hAnsi="Calibri" w:cs="Calibri"/>
+        </w:rPr>
+        <w:t>s complementares estão localizadas em posições diretamente opostas uma à outra. Essa disposição significa que, ao traçar uma linha reta de uma cor até o outro lado do círculo, você encontrará sua cor complementar.</w:t>
       </w:r>
     </w:p>
     <w:p>
@@ -291,7 +289,13 @@
         <w:rPr>
           <w:rFonts w:ascii="Calibri" w:eastAsia="Calibri" w:hAnsi="Calibri" w:cs="Calibri"/>
         </w:rPr>
-        <w:t>Cores análogas são aquelas situadas lado a lado no círculo cromático, compartilhando uma cor base comum. Geralmente compostas por uma cor primária, uma secundária e/ou uma terciária, elas criam harmonia, suavidade e baixa intensidade de contraste.</w:t>
+        <w:t>Cores análogas são aq</w:t>
+      </w:r>
+      <w:r>
+        <w:rPr>
+          <w:rFonts w:ascii="Calibri" w:eastAsia="Calibri" w:hAnsi="Calibri" w:cs="Calibri"/>
+        </w:rPr>
+        <w:t>uelas situadas lado a lado no círculo cromático, compartilhando uma cor base comum. Geralmente compostas por uma cor primária, uma secundária e/ou uma terciária, elas criam harmonia, suavidade e baixa intensidade de contraste.</w:t>
       </w:r>
     </w:p>
     <w:p>
@@ -313,7 +317,13 @@
         <w:rPr>
           <w:rFonts w:ascii="Calibri" w:eastAsia="Calibri" w:hAnsi="Calibri" w:cs="Calibri"/>
         </w:rPr>
-        <w:t>Cores análogas são combinações de cores que estão lado a lado (vizinhas) no círculo cromático. Geralmente, uma combinação análoga é formada por uma cor primária com suas cores adjacentes (secundárias ou terciárias), compartilhando uma cor base semelhante.</w:t>
+        <w:t>Cores análogas são combinaçõe</w:t>
+      </w:r>
+      <w:r>
+        <w:rPr>
+          <w:rFonts w:ascii="Calibri" w:eastAsia="Calibri" w:hAnsi="Calibri" w:cs="Calibri"/>
+        </w:rPr>
+        <w:t>s de cores que estão lado a lado (vizinhas) no círculo cromático. Geralmente, uma combinação análoga é formada por uma cor primária com suas cores adjacentes (secundárias ou terciárias), compartilhando uma cor base semelhante.</w:t>
       </w:r>
     </w:p>
     <w:p>
@@ -336,7 +346,14 @@
           <w:rFonts w:ascii="Calibri" w:eastAsia="Calibri" w:hAnsi="Calibri" w:cs="Calibri"/>
           <w:b/>
         </w:rPr>
-        <w:t>Cores Análogas + uma Complementar</w:t>
+        <w:t>Cores Análogas + uma Compleme</w:t>
+      </w:r>
+      <w:r>
+        <w:rPr>
+          <w:rFonts w:ascii="Calibri" w:eastAsia="Calibri" w:hAnsi="Calibri" w:cs="Calibri"/>
+          <w:b/>
+        </w:rPr>
+        <w:t>ntar</w:t>
       </w:r>
       <w:r>
         <w:rPr>
@@ -365,7 +382,13 @@
           <w:rFonts w:ascii="Calibri" w:eastAsia="Calibri" w:hAnsi="Calibri" w:cs="Calibri"/>
         </w:rPr>
         <w:lastRenderedPageBreak/>
-        <w:t>A combinação de Cores Análogas + uma Complementar (também conhecida como harmonia de complementares divididas ou variação de contraste) é uma técnica de teoria das cores que equilibra a suavidade das cores vizinhas com o alto impacto de uma cor oposta no círculo cromático.</w:t>
+        <w:t xml:space="preserve">A combinação de Cores Análogas + uma Complementar (também conhecida como harmonia de complementares divididas ou variação de contraste) é uma técnica de teoria das cores que equilibra a suavidade das cores vizinhas com o alto impacto de uma cor </w:t>
+      </w:r>
+      <w:r>
+        <w:rPr>
+          <w:rFonts w:ascii="Calibri" w:eastAsia="Calibri" w:hAnsi="Calibri" w:cs="Calibri"/>
+        </w:rPr>
+        <w:t>oposta no círculo cromático.</w:t>
       </w:r>
     </w:p>
     <w:p>
@@ -438,7 +461,13 @@
         <w:rPr>
           <w:rFonts w:ascii="Calibri" w:eastAsia="Calibri" w:hAnsi="Calibri" w:cs="Calibri"/>
         </w:rPr>
-        <w:t>São cores que, além de vizinhas no círculo cromático, compartilham uma cor base ou possuem um pouco da cor da outra em sua composição.</w:t>
+        <w:t>São cores que, além de vizinhas n</w:t>
+      </w:r>
+      <w:r>
+        <w:rPr>
+          <w:rFonts w:ascii="Calibri" w:eastAsia="Calibri" w:hAnsi="Calibri" w:cs="Calibri"/>
+        </w:rPr>
+        <w:t>o círculo cromático, compartilham uma cor base ou possuem um pouco da cor da outra em sua composição.</w:t>
       </w:r>
     </w:p>
     <w:p>
@@ -460,7 +489,13 @@
         <w:rPr>
           <w:rFonts w:ascii="Calibri" w:eastAsia="Calibri" w:hAnsi="Calibri" w:cs="Calibri"/>
         </w:rPr>
-        <w:t>Cores análogas são vizinhas no círculo cromático que criam harmonias suaves e naturais, geralmente compostas por três a cinco tons que compartilham uma cor base comum. Enquanto a definição geral foca na proximidade física, as "análogas relacionadas" destacam a semelhança tonal, enquanto as "simples" podem se referir apenas à regra geral de vizinhança.</w:t>
+        <w:t>Cores análogas são vizinhas no círculo cromático que criam harmonias suaves e naturais, geralmente compostas por três a cinco tons que compartilham uma co</w:t>
+      </w:r>
+      <w:r>
+        <w:rPr>
+          <w:rFonts w:ascii="Calibri" w:eastAsia="Calibri" w:hAnsi="Calibri" w:cs="Calibri"/>
+        </w:rPr>
+        <w:t>r base comum. Enquanto a definição geral foca na proximidade física, as "análogas relacionadas" destacam a semelhança tonal, enquanto as "simples" podem se referir apenas à regra geral de vizinhança.</w:t>
       </w:r>
     </w:p>
     <w:p>
@@ -511,7 +546,13 @@
         <w:rPr>
           <w:rFonts w:ascii="Calibri" w:eastAsia="Calibri" w:hAnsi="Calibri" w:cs="Calibri"/>
         </w:rPr>
-        <w:t>refere-se a uma técnica de design ou organização visual onde elementos adjacentes — como linhas de uma tabela, colunas, ou faixas de design — alternam entre duas ou mais cores distintas, criando um efeito "zebrado".</w:t>
+        <w:t>refere-se a uma técnica de desi</w:t>
+      </w:r>
+      <w:r>
+        <w:rPr>
+          <w:rFonts w:ascii="Calibri" w:eastAsia="Calibri" w:hAnsi="Calibri" w:cs="Calibri"/>
+        </w:rPr>
+        <w:t>gn ou organização visual onde elementos adjacentes — como linhas de uma tabela, colunas, ou faixas de design — alternam entre duas ou mais cores distintas, criando um efeito "zebrado".</w:t>
       </w:r>
     </w:p>
     <w:p>
@@ -658,7 +699,14 @@
         <w:rPr>
           <w:rFonts w:ascii="Calibri" w:eastAsia="Calibri" w:hAnsi="Calibri" w:cs="Calibri"/>
         </w:rPr>
-        <w:t>Explicação da distribuição (0,3)</w:t>
+        <w:t>•</w:t>
+      </w:r>
+      <w:r>
+        <w:rPr>
+          <w:rFonts w:ascii="Calibri" w:eastAsia="Calibri" w:hAnsi="Calibri" w:cs="Calibri"/>
+        </w:rPr>
+        <w:tab/>
+        <w:t>Essa paleta de cores também combina quatro cores, mas forma um quadrado (e não um retângulo) no círculo cromático. Paletas de cores quadradas oferecem combinações ricas e diversas, com alguns ajustes para manter as cores em equilíbrio</w:t>
       </w:r>
     </w:p>
     <w:p>
@@ -680,7 +728,14 @@
         <w:rPr>
           <w:rFonts w:ascii="Calibri" w:eastAsia="Calibri" w:hAnsi="Calibri" w:cs="Calibri"/>
         </w:rPr>
-        <w:t>Resultado visual (0,2)</w:t>
+        <w:t>•</w:t>
+      </w:r>
+      <w:r>
+        <w:rPr>
+          <w:rFonts w:ascii="Calibri" w:eastAsia="Calibri" w:hAnsi="Calibri" w:cs="Calibri"/>
+        </w:rPr>
+        <w:tab/>
+        <w:t>Essa técnica equilibra cores quentes e frias, resultando em um visual vibrante, harmônico e de alto contraste Exemplo: Uma combinação de laranja, verde-amarelado, azul e violeta</w:t>
       </w:r>
     </w:p>
     <w:p>
@@ -731,7 +786,8 @@
         <w:rPr>
           <w:rFonts w:ascii="Calibri" w:eastAsia="Calibri" w:hAnsi="Calibri" w:cs="Calibri"/>
         </w:rPr>
-        <w:t>Conceito correto (0,3)</w:t>
+        <w:tab/>
+        <w:t>Este esquema de cores forma um retângulo no círculo cromático que conecta dois conjuntos de pares complementares, equilibrando tons frios e quentes</w:t>
       </w:r>
     </w:p>
     <w:p>
@@ -744,6 +800,80 @@
           <w:tab w:val="left" w:pos="1440"/>
         </w:tabs>
         <w:spacing w:line="360" w:lineRule="auto"/>
+        <w:rPr>
+          <w:rFonts w:ascii="Calibri" w:eastAsia="Calibri" w:hAnsi="Calibri" w:cs="Calibri"/>
+        </w:rPr>
+      </w:pPr>
+      <w:r>
+        <w:rPr>
+          <w:rFonts w:ascii="Calibri" w:eastAsia="Calibri" w:hAnsi="Calibri" w:cs="Calibri"/>
+        </w:rPr>
+        <w:t>Retângulo (2 pares complementares)</w:t>
+      </w:r>
+      <w:r>
+        <w:rPr>
+          <w:rFonts w:ascii="Calibri" w:eastAsia="Calibri" w:hAnsi="Calibri" w:cs="Calibri"/>
+        </w:rPr>
+        <w:t xml:space="preserve"> </w:t>
+      </w:r>
+      <w:r>
+        <w:rPr>
+          <w:rFonts w:ascii="Calibri" w:eastAsia="Calibri" w:hAnsi="Calibri" w:cs="Calibri"/>
+        </w:rPr>
+        <w:t>Alto, porém equilibrado</w:t>
+      </w:r>
+      <w:r>
+        <w:rPr>
+          <w:rFonts w:ascii="Calibri" w:eastAsia="Calibri" w:hAnsi="Calibri" w:cs="Calibri"/>
+        </w:rPr>
+        <w:t xml:space="preserve"> </w:t>
+      </w:r>
+      <w:r>
+        <w:rPr>
+          <w:rFonts w:ascii="Calibri" w:eastAsia="Calibri" w:hAnsi="Calibri" w:cs="Calibri"/>
+        </w:rPr>
+        <w:t>Mais sutil/discreta</w:t>
+      </w:r>
+    </w:p>
+    <w:p>
+      <w:pPr>
+        <w:numPr>
+          <w:ilvl w:val="0"/>
+          <w:numId w:val="1"/>
+        </w:numPr>
+        <w:tabs>
+          <w:tab w:val="left" w:pos="720"/>
+        </w:tabs>
+        <w:spacing w:line="360" w:lineRule="auto"/>
+        <w:ind w:left="720" w:hanging="360"/>
+        <w:rPr>
+          <w:rFonts w:ascii="Calibri" w:eastAsia="Calibri" w:hAnsi="Calibri" w:cs="Calibri"/>
+        </w:rPr>
+      </w:pPr>
+      <w:r>
+        <w:rPr>
+          <w:rFonts w:ascii="Calibri" w:eastAsia="Calibri" w:hAnsi="Calibri" w:cs="Calibri"/>
+          <w:b/>
+        </w:rPr>
+        <w:t>Monocromia</w:t>
+      </w:r>
+      <w:r>
+        <w:rPr>
+          <w:rFonts w:ascii="Calibri" w:eastAsia="Calibri" w:hAnsi="Calibri" w:cs="Calibri"/>
+        </w:rPr>
+        <w:t xml:space="preserve"> (0,5)</w:t>
+      </w:r>
+    </w:p>
+    <w:p>
+      <w:pPr>
+        <w:numPr>
+          <w:ilvl w:val="0"/>
+          <w:numId w:val="1"/>
+        </w:numPr>
+        <w:tabs>
+          <w:tab w:val="left" w:pos="1440"/>
+        </w:tabs>
+        <w:spacing w:line="360" w:lineRule="auto"/>
         <w:ind w:left="1440" w:hanging="360"/>
         <w:rPr>
           <w:rFonts w:ascii="Calibri" w:eastAsia="Calibri" w:hAnsi="Calibri" w:cs="Calibri"/>
@@ -753,14 +883,87 @@
         <w:rPr>
           <w:rFonts w:ascii="Calibri" w:eastAsia="Calibri" w:hAnsi="Calibri" w:cs="Calibri"/>
         </w:rPr>
-        <w:t>Diferença para quadrado (0,2)</w:t>
-      </w:r>
-    </w:p>
-    <w:p>
-      <w:pPr>
-        <w:numPr>
-          <w:ilvl w:val="0"/>
-          <w:numId w:val="1"/>
+        <w:t>A monocromia é uma técnica artística, de design ou fotografia que utiliza apenas uma única cor (matriz) em toda a sua composição.</w:t>
+      </w:r>
+    </w:p>
+    <w:p>
+      <w:pPr>
+        <w:numPr>
+          <w:ilvl w:val="0"/>
+          <w:numId w:val="1"/>
+        </w:numPr>
+        <w:tabs>
+          <w:tab w:val="left" w:pos="1440"/>
+        </w:tabs>
+        <w:spacing w:line="360" w:lineRule="auto"/>
+        <w:rPr>
+          <w:rFonts w:ascii="Calibri" w:eastAsia="Calibri" w:hAnsi="Calibri" w:cs="Calibri"/>
+        </w:rPr>
+      </w:pPr>
+      <w:r>
+        <w:rPr>
+          <w:rFonts w:ascii="Calibri" w:eastAsia="Calibri" w:hAnsi="Calibri" w:cs="Calibri"/>
+        </w:rPr>
+        <w:t>Pintura: Usar apenas tons de verde para representar uma paisagem de floresta.</w:t>
+      </w:r>
+      <w:r>
+        <w:rPr>
+          <w:rFonts w:ascii="Calibri" w:eastAsia="Calibri" w:hAnsi="Calibri" w:cs="Calibri"/>
+        </w:rPr>
+        <w:t xml:space="preserve"> </w:t>
+      </w:r>
+      <w:r>
+        <w:rPr>
+          <w:rFonts w:ascii="Calibri" w:eastAsia="Calibri" w:hAnsi="Calibri" w:cs="Calibri"/>
+        </w:rPr>
+        <w:t>Design/Moda: Um look "tom sobre tom", utilizando peças de roupa em diferentes matizes de bege.</w:t>
+      </w:r>
+    </w:p>
+    <w:p>
+      <w:pPr>
+        <w:tabs>
+          <w:tab w:val="left" w:pos="1440"/>
+        </w:tabs>
+        <w:spacing w:line="360" w:lineRule="auto"/>
+        <w:rPr>
+          <w:rFonts w:ascii="Calibri" w:eastAsia="Calibri" w:hAnsi="Calibri" w:cs="Calibri"/>
+        </w:rPr>
+      </w:pPr>
+      <w:r>
+        <w:rPr>
+          <w:rFonts w:ascii="Calibri" w:eastAsia="Calibri" w:hAnsi="Calibri" w:cs="Calibri"/>
+        </w:rPr>
+        <w:t>Fotografia: Uma foto P&amp;B (Preto e Branco) é o exemplo mais clássico de monocromia.</w:t>
+      </w:r>
+    </w:p>
+    <w:p>
+      <w:pPr>
+        <w:spacing w:line="360" w:lineRule="auto"/>
+        <w:rPr>
+          <w:rFonts w:ascii="Calibri" w:eastAsia="Calibri" w:hAnsi="Calibri" w:cs="Calibri"/>
+          <w:b/>
+        </w:rPr>
+      </w:pPr>
+      <w:r>
+        <w:rPr>
+          <w:rFonts w:ascii="Segoe UI Emoji" w:eastAsia="Segoe UI Emoji" w:hAnsi="Segoe UI Emoji" w:cs="Segoe UI Emoji"/>
+          <w:b/>
+        </w:rPr>
+        <w:t>🎨</w:t>
+      </w:r>
+      <w:r>
+        <w:rPr>
+          <w:rFonts w:ascii="Calibri" w:eastAsia="Calibri" w:hAnsi="Calibri" w:cs="Calibri"/>
+          <w:b/>
+        </w:rPr>
+        <w:t xml:space="preserve"> Parte 2 – Aplicação Prática (4,0 pontos)</w:t>
+      </w:r>
+    </w:p>
+    <w:p>
+      <w:pPr>
+        <w:numPr>
+          <w:ilvl w:val="0"/>
+          <w:numId w:val="2"/>
         </w:numPr>
         <w:tabs>
           <w:tab w:val="left" w:pos="720"/>
@@ -774,59 +977,214 @@
       <w:r>
         <w:rPr>
           <w:rFonts w:ascii="Calibri" w:eastAsia="Calibri" w:hAnsi="Calibri" w:cs="Calibri"/>
-          <w:b/>
-        </w:rPr>
-        <w:t>Monocromia</w:t>
-      </w:r>
-      <w:r>
-        <w:rPr>
-          <w:rFonts w:ascii="Calibri" w:eastAsia="Calibri" w:hAnsi="Calibri" w:cs="Calibri"/>
-        </w:rPr>
-        <w:t xml:space="preserve"> (0,5)</w:t>
-      </w:r>
-    </w:p>
-    <w:p>
-      <w:pPr>
-        <w:numPr>
-          <w:ilvl w:val="0"/>
-          <w:numId w:val="1"/>
-        </w:numPr>
-        <w:tabs>
-          <w:tab w:val="left" w:pos="1440"/>
-        </w:tabs>
-        <w:spacing w:line="360" w:lineRule="auto"/>
-        <w:ind w:left="1440" w:hanging="360"/>
-        <w:rPr>
-          <w:rFonts w:ascii="Calibri" w:eastAsia="Calibri" w:hAnsi="Calibri" w:cs="Calibri"/>
-        </w:rPr>
-      </w:pPr>
-      <w:r>
-        <w:rPr>
-          <w:rFonts w:ascii="Calibri" w:eastAsia="Calibri" w:hAnsi="Calibri" w:cs="Calibri"/>
-        </w:rPr>
-        <w:t>Definição correta (0,3)</w:t>
-      </w:r>
-    </w:p>
-    <w:p>
-      <w:pPr>
-        <w:numPr>
-          <w:ilvl w:val="0"/>
-          <w:numId w:val="1"/>
-        </w:numPr>
-        <w:tabs>
-          <w:tab w:val="left" w:pos="1440"/>
-        </w:tabs>
-        <w:spacing w:line="360" w:lineRule="auto"/>
-        <w:ind w:left="1440" w:hanging="360"/>
-        <w:rPr>
-          <w:rFonts w:ascii="Calibri" w:eastAsia="Calibri" w:hAnsi="Calibri" w:cs="Calibri"/>
-        </w:rPr>
-      </w:pPr>
-      <w:r>
-        <w:rPr>
-          <w:rFonts w:ascii="Calibri" w:eastAsia="Calibri" w:hAnsi="Calibri" w:cs="Calibri"/>
-        </w:rPr>
-        <w:t>Explicação de como criar variações (0,2)</w:t>
+        </w:rPr>
+        <w:lastRenderedPageBreak/>
+        <w:t>Desenho correto do círculo cromático (1,0)</w:t>
+      </w:r>
+    </w:p>
+    <w:p>
+      <w:pPr>
+        <w:tabs>
+          <w:tab w:val="left" w:pos="720"/>
+        </w:tabs>
+        <w:spacing w:line="360" w:lineRule="auto"/>
+        <w:ind w:left="720"/>
+        <w:rPr>
+          <w:rFonts w:ascii="Calibri" w:eastAsia="Calibri" w:hAnsi="Calibri" w:cs="Calibri"/>
+        </w:rPr>
+      </w:pPr>
+      <w:r>
+        <w:fldChar w:fldCharType="begin"/>
+      </w:r>
+      <w:r>
+        <w:instrText xml:space="preserve"> INCLUDEPICTURE "blob:https://web.whatsapp.com/b784155f-f461-4224-8d3a-8ebbfdd884ee" \* MERGEFORMATINET </w:instrText>
+      </w:r>
+      <w:r>
+        <w:fldChar w:fldCharType="separate"/>
+      </w:r>
+      <w:r>
+        <w:pict w14:anchorId="5388A1EC">
+          <v:shapetype id="_x0000_t75" coordsize="21600,21600" o:spt="75" o:preferrelative="t" path="m@4@5l@4@11@9@11@9@5xe" filled="f" stroked="f">
+            <v:stroke joinstyle="miter"/>
+            <v:formulas>
+              <v:f eqn="if lineDrawn pixelLineWidth 0"/>
+              <v:f eqn="sum @0 1 0"/>
+              <v:f eqn="sum 0 0 @1"/>
+              <v:f eqn="prod @2 1 2"/>
+              <v:f eqn="prod @3 21600 pixelWidth"/>
+              <v:f eqn="prod @3 21600 pixelHeight"/>
+              <v:f eqn="sum @0 0 1"/>
+              <v:f eqn="prod @6 1 2"/>
+              <v:f eqn="prod @7 21600 pixelWidth"/>
+              <v:f eqn="sum @8 21600 0"/>
+              <v:f eqn="prod @7 21600 pixelHeight"/>
+              <v:f eqn="sum @10 21600 0"/>
+            </v:formulas>
+            <v:path o:extrusionok="f" gradientshapeok="t" o:connecttype="rect"/>
+            <o:lock v:ext="edit" aspectratio="t"/>
+          </v:shapetype>
+          <v:shape id="_x0000_i1025" type="#_x0000_t75" alt="" style="width:24pt;height:24pt"/>
+        </w:pict>
+      </w:r>
+      <w:r>
+        <w:fldChar w:fldCharType="end"/>
+      </w:r>
+      <w:r>
+        <w:rPr>
+          <w:noProof/>
+        </w:rPr>
+        <w:drawing>
+          <wp:inline distT="0" distB="0" distL="0" distR="0" wp14:anchorId="718DA981" wp14:editId="02A194F1">
+            <wp:extent cx="3693540" cy="3096287"/>
+            <wp:effectExtent l="0" t="0" r="0" b="0"/>
+            <wp:docPr id="1" name="Imagem 1"/>
+            <wp:cNvGraphicFramePr>
+              <a:graphicFrameLocks xmlns:a="http://schemas.openxmlformats.org/drawingml/2006/main" noChangeAspect="1"/>
+            </wp:cNvGraphicFramePr>
+            <a:graphic xmlns:a="http://schemas.openxmlformats.org/drawingml/2006/main">
+              <a:graphicData uri="http://schemas.openxmlformats.org/drawingml/2006/picture">
+                <pic:pic xmlns:pic="http://schemas.openxmlformats.org/drawingml/2006/picture">
+                  <pic:nvPicPr>
+                    <pic:cNvPr id="0" name="Picture 2"/>
+                    <pic:cNvPicPr>
+                      <a:picLocks noChangeAspect="1" noChangeArrowheads="1"/>
+                    </pic:cNvPicPr>
+                  </pic:nvPicPr>
+                  <pic:blipFill>
+                    <a:blip r:embed="rId5" cstate="print">
+                      <a:extLst>
+                        <a:ext uri="{28A0092B-C50C-407E-A947-70E740481C1C}">
+                          <a14:useLocalDpi xmlns:a14="http://schemas.microsoft.com/office/drawing/2010/main" val="0"/>
+                        </a:ext>
+                      </a:extLst>
+                    </a:blip>
+                    <a:srcRect/>
+                    <a:stretch>
+                      <a:fillRect/>
+                    </a:stretch>
+                  </pic:blipFill>
+                  <pic:spPr bwMode="auto">
+                    <a:xfrm>
+                      <a:off x="0" y="0"/>
+                      <a:ext cx="3742591" cy="3137406"/>
+                    </a:xfrm>
+                    <a:prstGeom prst="rect">
+                      <a:avLst/>
+                    </a:prstGeom>
+                    <a:noFill/>
+                  </pic:spPr>
+                </pic:pic>
+              </a:graphicData>
+            </a:graphic>
+          </wp:inline>
+        </w:drawing>
+      </w:r>
+      <w:r>
+        <w:fldChar w:fldCharType="begin"/>
+      </w:r>
+      <w:r>
+        <w:instrText xml:space="preserve"> INCLUDEPICTURE "blob:https://web.whatsapp.com/b784155f-f461-4224-8d3a-8ebbfdd884ee" \* MERGEFORMATINET </w:instrText>
+      </w:r>
+      <w:r>
+        <w:fldChar w:fldCharType="separate"/>
+      </w:r>
+      <w:r>
+        <w:pict w14:anchorId="7AE6ECE4">
+          <v:shape id="_x0000_i1037" type="#_x0000_t75" alt="" style="width:24pt;height:24pt"/>
+        </w:pict>
+      </w:r>
+      <w:r>
+        <w:fldChar w:fldCharType="end"/>
+      </w:r>
+    </w:p>
+    <w:p>
+      <w:pPr>
+        <w:numPr>
+          <w:ilvl w:val="0"/>
+          <w:numId w:val="2"/>
+        </w:numPr>
+        <w:tabs>
+          <w:tab w:val="left" w:pos="720"/>
+        </w:tabs>
+        <w:spacing w:line="360" w:lineRule="auto"/>
+        <w:ind w:left="720" w:hanging="360"/>
+        <w:rPr>
+          <w:rFonts w:ascii="Calibri" w:eastAsia="Calibri" w:hAnsi="Calibri" w:cs="Calibri"/>
+        </w:rPr>
+      </w:pPr>
+      <w:r>
+        <w:rPr>
+          <w:rFonts w:ascii="Calibri" w:eastAsia="Calibri" w:hAnsi="Calibri" w:cs="Calibri"/>
+        </w:rPr>
+        <w:t>Aplicação das</w:t>
+      </w:r>
+      <w:r>
+        <w:rPr>
+          <w:rFonts w:ascii="Calibri" w:eastAsia="Calibri" w:hAnsi="Calibri" w:cs="Calibri"/>
+        </w:rPr>
+        <w:t>Harmonias (3,0)</w:t>
+      </w:r>
+    </w:p>
+    <w:p>
+      <w:pPr>
+        <w:tabs>
+          <w:tab w:val="left" w:pos="720"/>
+        </w:tabs>
+        <w:spacing w:line="360" w:lineRule="auto"/>
+        <w:ind w:left="720"/>
+        <w:rPr>
+          <w:rFonts w:ascii="Calibri" w:eastAsia="Calibri" w:hAnsi="Calibri" w:cs="Calibri"/>
+        </w:rPr>
+      </w:pPr>
+      <w:r>
+        <w:rPr>
+          <w:noProof/>
+        </w:rPr>
+        <w:drawing>
+          <wp:inline distT="0" distB="0" distL="0" distR="0" wp14:anchorId="569B9CAB" wp14:editId="64BD029F">
+            <wp:extent cx="5400040" cy="3037523"/>
+            <wp:effectExtent l="0" t="0" r="0" b="0"/>
+            <wp:docPr id="2" name="Imagem 2"/>
+            <wp:cNvGraphicFramePr>
+              <a:graphicFrameLocks xmlns:a="http://schemas.openxmlformats.org/drawingml/2006/main" noChangeAspect="1"/>
+            </wp:cNvGraphicFramePr>
+            <a:graphic xmlns:a="http://schemas.openxmlformats.org/drawingml/2006/main">
+              <a:graphicData uri="http://schemas.openxmlformats.org/drawingml/2006/picture">
+                <pic:pic xmlns:pic="http://schemas.openxmlformats.org/drawingml/2006/picture">
+                  <pic:nvPicPr>
+                    <pic:cNvPr id="0" name="Picture 3"/>
+                    <pic:cNvPicPr>
+                      <a:picLocks noChangeAspect="1" noChangeArrowheads="1"/>
+                    </pic:cNvPicPr>
+                  </pic:nvPicPr>
+                  <pic:blipFill>
+                    <a:blip r:embed="rId6">
+                      <a:extLst>
+                        <a:ext uri="{28A0092B-C50C-407E-A947-70E740481C1C}">
+                          <a14:useLocalDpi xmlns:a14="http://schemas.microsoft.com/office/drawing/2010/main" val="0"/>
+                        </a:ext>
+                      </a:extLst>
+                    </a:blip>
+                    <a:srcRect/>
+                    <a:stretch>
+                      <a:fillRect/>
+                    </a:stretch>
+                  </pic:blipFill>
+                  <pic:spPr bwMode="auto">
+                    <a:xfrm>
+                      <a:off x="0" y="0"/>
+                      <a:ext cx="5400040" cy="3037523"/>
+                    </a:xfrm>
+                    <a:prstGeom prst="rect">
+                      <a:avLst/>
+                    </a:prstGeom>
+                    <a:noFill/>
+                  </pic:spPr>
+                </pic:pic>
+              </a:graphicData>
+            </a:graphic>
+          </wp:inline>
+        </w:drawing>
       </w:r>
     </w:p>
     <w:p>
@@ -850,378 +1208,119 @@
           <w:rFonts w:ascii="Segoe UI Emoji" w:eastAsia="Segoe UI Emoji" w:hAnsi="Segoe UI Emoji" w:cs="Segoe UI Emoji"/>
           <w:b/>
         </w:rPr>
-        <w:t>🎨</w:t>
-      </w:r>
-      <w:r>
-        <w:rPr>
-          <w:rFonts w:ascii="Calibri" w:eastAsia="Calibri" w:hAnsi="Calibri" w:cs="Calibri"/>
-          <w:b/>
-        </w:rPr>
-        <w:t xml:space="preserve"> Parte 2 – Aplicação Prática (4,0 pontos)</w:t>
-      </w:r>
-    </w:p>
-    <w:p>
-      <w:pPr>
-        <w:numPr>
-          <w:ilvl w:val="0"/>
-          <w:numId w:val="2"/>
-        </w:numPr>
-        <w:tabs>
-          <w:tab w:val="left" w:pos="720"/>
-        </w:tabs>
-        <w:spacing w:line="360" w:lineRule="auto"/>
-        <w:ind w:left="720" w:hanging="360"/>
-        <w:rPr>
-          <w:rFonts w:ascii="Calibri" w:eastAsia="Calibri" w:hAnsi="Calibri" w:cs="Calibri"/>
-        </w:rPr>
-      </w:pPr>
-      <w:r>
-        <w:rPr>
-          <w:rFonts w:ascii="Calibri" w:eastAsia="Calibri" w:hAnsi="Calibri" w:cs="Calibri"/>
-        </w:rPr>
-        <w:t>Desenho correto do círculo cromático (1,0)</w:t>
-      </w:r>
-    </w:p>
-    <w:p>
-      <w:pPr>
-        <w:numPr>
-          <w:ilvl w:val="0"/>
-          <w:numId w:val="2"/>
-        </w:numPr>
-        <w:tabs>
-          <w:tab w:val="left" w:pos="1440"/>
-        </w:tabs>
-        <w:spacing w:line="360" w:lineRule="auto"/>
-        <w:ind w:left="1440" w:hanging="360"/>
-        <w:rPr>
-          <w:rFonts w:ascii="Calibri" w:eastAsia="Calibri" w:hAnsi="Calibri" w:cs="Calibri"/>
-        </w:rPr>
-      </w:pPr>
-      <w:r>
-        <w:rPr>
-          <w:rFonts w:ascii="Calibri" w:eastAsia="Calibri" w:hAnsi="Calibri" w:cs="Calibri"/>
-        </w:rPr>
-        <w:t>Organização e disposição correta das cores (0,5)</w:t>
-      </w:r>
-    </w:p>
-    <w:p>
-      <w:pPr>
-        <w:numPr>
-          <w:ilvl w:val="0"/>
-          <w:numId w:val="2"/>
-        </w:numPr>
-        <w:tabs>
-          <w:tab w:val="left" w:pos="1440"/>
-        </w:tabs>
-        <w:spacing w:line="360" w:lineRule="auto"/>
-        <w:ind w:left="1440" w:hanging="360"/>
-        <w:rPr>
-          <w:rFonts w:ascii="Calibri" w:eastAsia="Calibri" w:hAnsi="Calibri" w:cs="Calibri"/>
-        </w:rPr>
-      </w:pPr>
-      <w:r>
-        <w:rPr>
-          <w:rFonts w:ascii="Calibri" w:eastAsia="Calibri" w:hAnsi="Calibri" w:cs="Calibri"/>
-        </w:rPr>
-        <w:t>Identificação das cores primárias, secundárias e terciárias (0,5)</w:t>
-      </w:r>
-    </w:p>
-    <w:p>
-      <w:pPr>
-        <w:numPr>
-          <w:ilvl w:val="0"/>
-          <w:numId w:val="2"/>
-        </w:numPr>
-        <w:tabs>
-          <w:tab w:val="left" w:pos="720"/>
-        </w:tabs>
-        <w:spacing w:line="360" w:lineRule="auto"/>
-        <w:ind w:left="720" w:hanging="360"/>
-        <w:rPr>
-          <w:rFonts w:ascii="Calibri" w:eastAsia="Calibri" w:hAnsi="Calibri" w:cs="Calibri"/>
-        </w:rPr>
-      </w:pPr>
-      <w:r>
-        <w:rPr>
-          <w:rFonts w:ascii="Calibri" w:eastAsia="Calibri" w:hAnsi="Calibri" w:cs="Calibri"/>
-        </w:rPr>
-        <w:t>Aplicação das Harmonias (3,0)</w:t>
-      </w:r>
-    </w:p>
-    <w:p>
-      <w:pPr>
-        <w:numPr>
-          <w:ilvl w:val="0"/>
-          <w:numId w:val="2"/>
-        </w:numPr>
-        <w:tabs>
-          <w:tab w:val="left" w:pos="1440"/>
-        </w:tabs>
-        <w:spacing w:line="360" w:lineRule="auto"/>
-        <w:ind w:left="1440" w:hanging="360"/>
-        <w:rPr>
-          <w:rFonts w:ascii="Calibri" w:eastAsia="Calibri" w:hAnsi="Calibri" w:cs="Calibri"/>
-        </w:rPr>
-      </w:pPr>
-      <w:r>
-        <w:rPr>
-          <w:rFonts w:ascii="Calibri" w:eastAsia="Calibri" w:hAnsi="Calibri" w:cs="Calibri"/>
-        </w:rPr>
-        <w:t>Uma combinação complementar corretamente representada (1,0)</w:t>
-      </w:r>
-    </w:p>
-    <w:p>
-      <w:pPr>
-        <w:numPr>
-          <w:ilvl w:val="0"/>
-          <w:numId w:val="2"/>
-        </w:numPr>
-        <w:tabs>
-          <w:tab w:val="left" w:pos="1440"/>
-        </w:tabs>
-        <w:spacing w:line="360" w:lineRule="auto"/>
-        <w:ind w:left="1440" w:hanging="360"/>
-        <w:rPr>
-          <w:rFonts w:ascii="Calibri" w:eastAsia="Calibri" w:hAnsi="Calibri" w:cs="Calibri"/>
-        </w:rPr>
-      </w:pPr>
-      <w:r>
-        <w:rPr>
-          <w:rFonts w:ascii="Calibri" w:eastAsia="Calibri" w:hAnsi="Calibri" w:cs="Calibri"/>
-        </w:rPr>
-        <w:t>Uma combinação triádica corretamente representada (1,0)</w:t>
-      </w:r>
-    </w:p>
-    <w:p>
-      <w:pPr>
-        <w:numPr>
-          <w:ilvl w:val="0"/>
-          <w:numId w:val="2"/>
-        </w:numPr>
-        <w:tabs>
-          <w:tab w:val="left" w:pos="1440"/>
-        </w:tabs>
-        <w:spacing w:line="360" w:lineRule="auto"/>
-        <w:ind w:left="1440" w:hanging="360"/>
-        <w:rPr>
-          <w:rFonts w:ascii="Calibri" w:eastAsia="Calibri" w:hAnsi="Calibri" w:cs="Calibri"/>
-        </w:rPr>
-      </w:pPr>
-      <w:r>
-        <w:rPr>
-          <w:rFonts w:ascii="Calibri" w:eastAsia="Calibri" w:hAnsi="Calibri" w:cs="Calibri"/>
-        </w:rPr>
-        <w:t>Uma combinação monocromática corretamente representada (1,0)</w:t>
-      </w:r>
-    </w:p>
-    <w:p>
-      <w:pPr>
-        <w:spacing w:line="360" w:lineRule="auto"/>
-        <w:rPr>
-          <w:rFonts w:ascii="Calibri" w:eastAsia="Calibri" w:hAnsi="Calibri" w:cs="Calibri"/>
-        </w:rPr>
-      </w:pPr>
-    </w:p>
-    <w:p>
-      <w:pPr>
-        <w:spacing w:line="360" w:lineRule="auto"/>
-        <w:rPr>
-          <w:rFonts w:ascii="Calibri" w:eastAsia="Calibri" w:hAnsi="Calibri" w:cs="Calibri"/>
-          <w:b/>
-        </w:rPr>
-      </w:pPr>
-      <w:r>
-        <w:rPr>
-          <w:rFonts w:ascii="Segoe UI Emoji" w:eastAsia="Segoe UI Emoji" w:hAnsi="Segoe UI Emoji" w:cs="Segoe UI Emoji"/>
-          <w:b/>
+        <w:t>🧐</w:t>
+      </w:r>
+      <w:r>
+        <w:rPr>
+          <w:rFonts w:ascii="Calibri" w:eastAsia="Calibri" w:hAnsi="Calibri" w:cs="Calibri"/>
+          <w:b/>
+        </w:rPr>
+        <w:t xml:space="preserve"> Parte 3 – Análise Visual (2,0 pontos)</w:t>
+      </w:r>
+    </w:p>
+    <w:p>
+      <w:pPr>
+        <w:spacing w:line="360" w:lineRule="auto"/>
+        <w:rPr>
+          <w:rFonts w:ascii="Calibri" w:eastAsia="Calibri" w:hAnsi="Calibri" w:cs="Calibri"/>
+          <w:b/>
+        </w:rPr>
+      </w:pPr>
+      <w:r>
+        <w:rPr>
+          <w:noProof/>
         </w:rPr>
         <w:lastRenderedPageBreak/>
-        <w:t>🧐</w:t>
-      </w:r>
-      <w:r>
-        <w:rPr>
-          <w:rFonts w:ascii="Calibri" w:eastAsia="Calibri" w:hAnsi="Calibri" w:cs="Calibri"/>
-          <w:b/>
-        </w:rPr>
-        <w:t xml:space="preserve"> Parte 3 – Análise Visual (2,0 pontos)</w:t>
-      </w:r>
-    </w:p>
-    <w:p>
-      <w:pPr>
-        <w:spacing w:line="360" w:lineRule="auto"/>
-        <w:rPr>
-          <w:rFonts w:ascii="Calibri" w:eastAsia="Calibri" w:hAnsi="Calibri" w:cs="Calibri"/>
-        </w:rPr>
-      </w:pPr>
-      <w:r>
-        <w:rPr>
-          <w:rFonts w:ascii="Calibri" w:eastAsia="Calibri" w:hAnsi="Calibri" w:cs="Calibri"/>
-        </w:rPr>
-        <w:t>Escolha uma peça visual (logotipo, embalagem, cartaz ou site) e responda:</w:t>
-      </w:r>
-    </w:p>
-    <w:p>
-      <w:pPr>
-        <w:numPr>
-          <w:ilvl w:val="0"/>
-          <w:numId w:val="3"/>
-        </w:numPr>
-        <w:tabs>
-          <w:tab w:val="left" w:pos="720"/>
-        </w:tabs>
-        <w:spacing w:line="360" w:lineRule="auto"/>
-        <w:ind w:left="720" w:hanging="360"/>
-        <w:rPr>
-          <w:rFonts w:ascii="Calibri" w:eastAsia="Calibri" w:hAnsi="Calibri" w:cs="Calibri"/>
-        </w:rPr>
-      </w:pPr>
-      <w:r>
-        <w:rPr>
-          <w:rFonts w:ascii="Calibri" w:eastAsia="Calibri" w:hAnsi="Calibri" w:cs="Calibri"/>
-        </w:rPr>
-        <w:t>Identificação correta da harmonia utilizada (1,0)</w:t>
-      </w:r>
-    </w:p>
-    <w:p>
-      <w:pPr>
-        <w:numPr>
-          <w:ilvl w:val="0"/>
-          <w:numId w:val="3"/>
-        </w:numPr>
-        <w:tabs>
-          <w:tab w:val="left" w:pos="720"/>
-        </w:tabs>
-        <w:spacing w:line="360" w:lineRule="auto"/>
-        <w:ind w:left="720" w:hanging="360"/>
-        <w:rPr>
-          <w:rFonts w:ascii="Calibri" w:eastAsia="Calibri" w:hAnsi="Calibri" w:cs="Calibri"/>
-        </w:rPr>
-      </w:pPr>
-      <w:r>
-        <w:rPr>
-          <w:rFonts w:ascii="Calibri" w:eastAsia="Calibri" w:hAnsi="Calibri" w:cs="Calibri"/>
-        </w:rPr>
-        <w:t>Justificativa coerente com base no círculo cromático (1,0)</w:t>
-      </w:r>
-    </w:p>
-    <w:p>
-      <w:pPr>
-        <w:spacing w:line="360" w:lineRule="auto"/>
-        <w:rPr>
-          <w:rFonts w:ascii="Calibri" w:eastAsia="Calibri" w:hAnsi="Calibri" w:cs="Calibri"/>
-        </w:rPr>
-      </w:pPr>
-    </w:p>
-    <w:p>
-      <w:pPr>
-        <w:spacing w:line="360" w:lineRule="auto"/>
-        <w:rPr>
-          <w:rFonts w:ascii="Calibri" w:eastAsia="Calibri" w:hAnsi="Calibri" w:cs="Calibri"/>
-          <w:b/>
-        </w:rPr>
-      </w:pPr>
-      <w:r>
-        <w:rPr>
-          <w:rFonts w:ascii="Segoe UI Emoji" w:eastAsia="Segoe UI Emoji" w:hAnsi="Segoe UI Emoji" w:cs="Segoe UI Emoji"/>
-          <w:b/>
-        </w:rPr>
-        <w:t>📊</w:t>
-      </w:r>
-      <w:r>
-        <w:rPr>
-          <w:rFonts w:ascii="Calibri" w:eastAsia="Calibri" w:hAnsi="Calibri" w:cs="Calibri"/>
-          <w:b/>
-        </w:rPr>
-        <w:t xml:space="preserve"> Critérios Gerais de Avaliação</w:t>
-      </w:r>
-    </w:p>
-    <w:p>
-      <w:pPr>
-        <w:numPr>
-          <w:ilvl w:val="0"/>
-          <w:numId w:val="4"/>
-        </w:numPr>
-        <w:tabs>
-          <w:tab w:val="left" w:pos="720"/>
-        </w:tabs>
-        <w:spacing w:line="360" w:lineRule="auto"/>
-        <w:ind w:left="720" w:hanging="360"/>
-        <w:rPr>
-          <w:rFonts w:ascii="Calibri" w:eastAsia="Calibri" w:hAnsi="Calibri" w:cs="Calibri"/>
-        </w:rPr>
-      </w:pPr>
-      <w:r>
-        <w:rPr>
-          <w:rFonts w:ascii="Calibri" w:eastAsia="Calibri" w:hAnsi="Calibri" w:cs="Calibri"/>
-        </w:rPr>
-        <w:t>Clareza na escrita</w:t>
-      </w:r>
-    </w:p>
-    <w:p>
-      <w:pPr>
-        <w:numPr>
-          <w:ilvl w:val="0"/>
-          <w:numId w:val="4"/>
-        </w:numPr>
-        <w:tabs>
-          <w:tab w:val="left" w:pos="720"/>
-        </w:tabs>
-        <w:spacing w:line="360" w:lineRule="auto"/>
-        <w:ind w:left="720" w:hanging="360"/>
-        <w:rPr>
-          <w:rFonts w:ascii="Calibri" w:eastAsia="Calibri" w:hAnsi="Calibri" w:cs="Calibri"/>
-        </w:rPr>
-      </w:pPr>
-      <w:r>
-        <w:rPr>
-          <w:rFonts w:ascii="Calibri" w:eastAsia="Calibri" w:hAnsi="Calibri" w:cs="Calibri"/>
-        </w:rPr>
-        <w:t>Uso correto da terminologia</w:t>
-      </w:r>
-    </w:p>
-    <w:p>
-      <w:pPr>
-        <w:numPr>
-          <w:ilvl w:val="0"/>
-          <w:numId w:val="4"/>
-        </w:numPr>
-        <w:tabs>
-          <w:tab w:val="left" w:pos="720"/>
-        </w:tabs>
-        <w:spacing w:line="360" w:lineRule="auto"/>
-        <w:ind w:left="720" w:hanging="360"/>
-        <w:rPr>
-          <w:rFonts w:ascii="Calibri" w:eastAsia="Calibri" w:hAnsi="Calibri" w:cs="Calibri"/>
-        </w:rPr>
-      </w:pPr>
-      <w:r>
-        <w:rPr>
-          <w:rFonts w:ascii="Calibri" w:eastAsia="Calibri" w:hAnsi="Calibri" w:cs="Calibri"/>
-        </w:rPr>
-        <w:t>Organização visual</w:t>
-      </w:r>
-    </w:p>
-    <w:p>
-      <w:pPr>
-        <w:numPr>
-          <w:ilvl w:val="0"/>
-          <w:numId w:val="4"/>
-        </w:numPr>
-        <w:tabs>
-          <w:tab w:val="left" w:pos="720"/>
-        </w:tabs>
-        <w:spacing w:line="360" w:lineRule="auto"/>
-        <w:ind w:left="720" w:hanging="360"/>
-        <w:rPr>
-          <w:rFonts w:ascii="Calibri" w:eastAsia="Calibri" w:hAnsi="Calibri" w:cs="Calibri"/>
-        </w:rPr>
-      </w:pPr>
-      <w:r>
-        <w:rPr>
-          <w:rFonts w:ascii="Calibri" w:eastAsia="Calibri" w:hAnsi="Calibri" w:cs="Calibri"/>
-        </w:rPr>
-        <w:t>Capricho e apresentação</w:t>
-      </w:r>
+        <w:drawing>
+          <wp:inline distT="0" distB="0" distL="0" distR="0" wp14:anchorId="2B14E51B" wp14:editId="7F2AB635">
+            <wp:extent cx="2857500" cy="1600200"/>
+            <wp:effectExtent l="0" t="0" r="0" b="0"/>
+            <wp:docPr id="4" name="Imagem 4"/>
+            <wp:cNvGraphicFramePr>
+              <a:graphicFrameLocks xmlns:a="http://schemas.openxmlformats.org/drawingml/2006/main" noChangeAspect="1"/>
+            </wp:cNvGraphicFramePr>
+            <a:graphic xmlns:a="http://schemas.openxmlformats.org/drawingml/2006/main">
+              <a:graphicData uri="http://schemas.openxmlformats.org/drawingml/2006/picture">
+                <pic:pic xmlns:pic="http://schemas.openxmlformats.org/drawingml/2006/picture">
+                  <pic:nvPicPr>
+                    <pic:cNvPr id="0" name="Picture 5"/>
+                    <pic:cNvPicPr>
+                      <a:picLocks noChangeAspect="1" noChangeArrowheads="1"/>
+                    </pic:cNvPicPr>
+                  </pic:nvPicPr>
+                  <pic:blipFill>
+                    <a:blip r:embed="rId7">
+                      <a:extLst>
+                        <a:ext uri="{28A0092B-C50C-407E-A947-70E740481C1C}">
+                          <a14:useLocalDpi xmlns:a14="http://schemas.microsoft.com/office/drawing/2010/main" val="0"/>
+                        </a:ext>
+                      </a:extLst>
+                    </a:blip>
+                    <a:srcRect/>
+                    <a:stretch>
+                      <a:fillRect/>
+                    </a:stretch>
+                  </pic:blipFill>
+                  <pic:spPr bwMode="auto">
+                    <a:xfrm>
+                      <a:off x="0" y="0"/>
+                      <a:ext cx="2857500" cy="1600200"/>
+                    </a:xfrm>
+                    <a:prstGeom prst="rect">
+                      <a:avLst/>
+                    </a:prstGeom>
+                    <a:noFill/>
+                  </pic:spPr>
+                </pic:pic>
+              </a:graphicData>
+            </a:graphic>
+          </wp:inline>
+        </w:drawing>
+      </w:r>
+    </w:p>
+    <w:p>
+      <w:pPr>
+        <w:spacing w:line="360" w:lineRule="auto"/>
+        <w:rPr>
+          <w:rFonts w:ascii="Calibri" w:eastAsia="Calibri" w:hAnsi="Calibri" w:cs="Calibri"/>
+        </w:rPr>
+      </w:pPr>
+      <w:r>
+        <w:rPr>
+          <w:rFonts w:ascii="Calibri" w:eastAsia="Calibri" w:hAnsi="Calibri" w:cs="Calibri"/>
+        </w:rPr>
+        <w:t>•</w:t>
+      </w:r>
+      <w:r>
+        <w:rPr>
+          <w:rFonts w:ascii="Calibri" w:eastAsia="Calibri" w:hAnsi="Calibri" w:cs="Calibri"/>
+        </w:rPr>
+        <w:tab/>
+        <w:t>A harmonia da teoria das cores clássica do McDonald's baseia-se principalmente no uso de cores quentes e vibrantes, especificamente o vermelho e o amarelo, que funcionam juntas para capturar a atenção, estimular o apetite e transmitir velocidade e energia</w:t>
+      </w:r>
+    </w:p>
+    <w:p>
+      <w:pPr>
+        <w:spacing w:line="360" w:lineRule="auto"/>
+        <w:rPr>
+          <w:rFonts w:ascii="Calibri" w:eastAsia="Calibri" w:hAnsi="Calibri" w:cs="Calibri"/>
+        </w:rPr>
+      </w:pPr>
+      <w:r>
+        <w:rPr>
+          <w:rFonts w:ascii="Calibri" w:eastAsia="Calibri" w:hAnsi="Calibri" w:cs="Calibri"/>
+        </w:rPr>
+        <w:t>•</w:t>
+      </w:r>
+      <w:r>
+        <w:rPr>
+          <w:rFonts w:ascii="Calibri" w:eastAsia="Calibri" w:hAnsi="Calibri" w:cs="Calibri"/>
+        </w:rPr>
+        <w:tab/>
+        <w:t xml:space="preserve"> No círculo cromático, o vermelho e o amarelo situam-se próximos um ao outro (vermelho primário, amarelo primário, frequentemente com o laranja secundário entre eles). Essa vizinhança cria uma paleta harmônica e vibrante, conhecida como cores quentes, que, segundo a psicologia das cores, está associada ao aumento de energia, excitação, calor e velocidade.</w:t>
+      </w:r>
+      <w:bookmarkStart w:id="0" w:name="_GoBack"/>
+      <w:bookmarkEnd w:id="0"/>
     </w:p>
     <w:p>
       <w:pPr>
@@ -1243,7 +1342,7 @@
 </file>
 
 <file path=word/numbering.xml><?xml version="1.0" encoding="utf-8"?>
-<w:numbering xmlns:wpc="http://schemas.microsoft.com/office/word/2010/wordprocessingCanvas" xmlns:cx="http://schemas.microsoft.com/office/drawing/2014/chartex" xmlns:cx1="http://schemas.microsoft.com/office/drawing/2015/9/8/chartex" xmlns:cx2="http://schemas.microsoft.com/office/drawing/2015/10/21/chartex" xmlns:cx3="http://schemas.microsoft.com/office/drawing/2016/5/9/chartex" xmlns:cx4="http://schemas.microsoft.com/office/drawing/2016/5/10/chartex" xmlns:cx5="http://schemas.microsoft.com/office/drawing/2016/5/11/chartex" xmlns:cx6="http://schemas.microsoft.com/office/drawing/2016/5/12/chartex" xmlns:cx7="http://schemas.microsoft.com/office/drawing/2016/5/13/chartex" xmlns:cx8="http://schemas.microsoft.com/office/drawing/2016/5/14/chartex" xmlns:mc="http://schemas.openxmlformats.org/markup-compatibility/2006" xmlns:aink="http://schemas.microsoft.com/office/drawing/2016/ink" xmlns:am3d="http://schemas.microsoft.com/office/drawing/2017/model3d" xmlns:o="urn:schemas-microsoft-com:office:office" xmlns:oel="http://schemas.microsoft.com/office/2019/extlst" xmlns:r="http://schemas.openxmlformats.org/officeDocument/2006/relationships" xmlns:m="http://schemas.openxmlformats.org/officeDocument/2006/math" xmlns:v="urn:schemas-microsoft-com:vml" xmlns:wp14="http://schemas.microsoft.com/office/word/2010/wordprocessingDrawing" xmlns:wp="http://schemas.openxmlformats.org/drawingml/2006/wordprocessingDrawing" xmlns:w10="urn:schemas-microsoft-com:office:word" xmlns:w="http://schemas.openxmlformats.org/wordprocessingml/2006/main" xmlns:w14="http://schemas.microsoft.com/office/word/2010/wordml" xmlns:w15="http://schemas.microsoft.com/office/word/2012/wordml" xmlns:w16cex="http://schemas.microsoft.com/office/word/2018/wordml/cex" xmlns:w16cid="http://schemas.microsoft.com/office/word/2016/wordml/cid" xmlns:w16="http://schemas.microsoft.com/office/word/2018/wordml" xmlns:w16sdtdh="http://schemas.microsoft.com/office/word/2020/wordml/sdtdatahash" xmlns:w16se="http://schemas.microsoft.com/office/word/2015/wordml/symex" xmlns:wpg="http://schemas.microsoft.com/office/word/2010/wordprocessingGroup" xmlns:wpi="http://schemas.microsoft.com/office/word/2010/wordprocessingInk" xmlns:wne="http://schemas.microsoft.com/office/word/2006/wordml" xmlns:wps="http://schemas.microsoft.com/office/word/2010/wordprocessingShape" mc:Ignorable="w14 w15 w16se w16cid w16 w16cex w16sdtdh wp14">
+<w:numbering xmlns:wpc="http://schemas.microsoft.com/office/word/2010/wordprocessingCanvas" xmlns:cx="http://schemas.microsoft.com/office/drawing/2014/chartex" xmlns:mc="http://schemas.openxmlformats.org/markup-compatibility/2006" xmlns:o="urn:schemas-microsoft-com:office:office" xmlns:r="http://schemas.openxmlformats.org/officeDocument/2006/relationships" xmlns:m="http://schemas.openxmlformats.org/officeDocument/2006/math" xmlns:v="urn:schemas-microsoft-com:vml" xmlns:wp14="http://schemas.microsoft.com/office/word/2010/wordprocessingDrawing" xmlns:wp="http://schemas.openxmlformats.org/drawingml/2006/wordprocessingDrawing" xmlns:w10="urn:schemas-microsoft-com:office:word" xmlns:w="http://schemas.openxmlformats.org/wordprocessingml/2006/main" xmlns:w14="http://schemas.microsoft.com/office/word/2010/wordml" xmlns:w15="http://schemas.microsoft.com/office/word/2012/wordml" xmlns:w16se="http://schemas.microsoft.com/office/word/2015/wordml/symex" xmlns:wpg="http://schemas.microsoft.com/office/word/2010/wordprocessingGroup" xmlns:wpi="http://schemas.microsoft.com/office/word/2010/wordprocessingInk" xmlns:wne="http://schemas.microsoft.com/office/word/2006/wordml" xmlns:wps="http://schemas.microsoft.com/office/word/2010/wordprocessingShape" mc:Ignorable="w14 w15 w16se wp14">
   <w:abstractNum w:abstractNumId="0" w15:restartNumberingAfterBreak="0">
     <w:nsid w:val="08BA785E"/>
     <w:multiLevelType w:val="multilevel"/>
@@ -1448,23 +1547,23 @@
       <w:lvlJc w:val="left"/>
     </w:lvl>
   </w:abstractNum>
-  <w:num w:numId="1" w16cid:durableId="1070662982">
+  <w:num w:numId="1">
     <w:abstractNumId w:val="0"/>
   </w:num>
-  <w:num w:numId="2" w16cid:durableId="1840777082">
+  <w:num w:numId="2">
     <w:abstractNumId w:val="3"/>
   </w:num>
-  <w:num w:numId="3" w16cid:durableId="1797409616">
+  <w:num w:numId="3">
     <w:abstractNumId w:val="1"/>
   </w:num>
-  <w:num w:numId="4" w16cid:durableId="1231960263">
+  <w:num w:numId="4">
     <w:abstractNumId w:val="2"/>
   </w:num>
 </w:numbering>
 </file>
 
 <file path=word/styles.xml><?xml version="1.0" encoding="utf-8"?>
-<w:styles xmlns:mc="http://schemas.openxmlformats.org/markup-compatibility/2006" xmlns:r="http://schemas.openxmlformats.org/officeDocument/2006/relationships" xmlns:w="http://schemas.openxmlformats.org/wordprocessingml/2006/main" xmlns:w14="http://schemas.microsoft.com/office/word/2010/wordml" xmlns:w15="http://schemas.microsoft.com/office/word/2012/wordml" xmlns:w16cex="http://schemas.microsoft.com/office/word/2018/wordml/cex" xmlns:w16cid="http://schemas.microsoft.com/office/word/2016/wordml/cid" xmlns:w16="http://schemas.microsoft.com/office/word/2018/wordml" xmlns:w16sdtdh="http://schemas.microsoft.com/office/word/2020/wordml/sdtdatahash" xmlns:w16se="http://schemas.microsoft.com/office/word/2015/wordml/symex" mc:Ignorable="w14 w15 w16se w16cid w16 w16cex w16sdtdh">
+<w:styles xmlns:mc="http://schemas.openxmlformats.org/markup-compatibility/2006" xmlns:r="http://schemas.openxmlformats.org/officeDocument/2006/relationships" xmlns:w="http://schemas.openxmlformats.org/wordprocessingml/2006/main" xmlns:w14="http://schemas.microsoft.com/office/word/2010/wordml" xmlns:w15="http://schemas.microsoft.com/office/word/2012/wordml" xmlns:w16se="http://schemas.microsoft.com/office/word/2015/wordml/symex" mc:Ignorable="w14 w15 w16se">
   <w:docDefaults>
     <w:rPrDefault>
       <w:rPr>
@@ -1482,7 +1581,7 @@
       </w:pPr>
     </w:pPrDefault>
   </w:docDefaults>
-  <w:latentStyles w:defLockedState="0" w:defUIPriority="99" w:defSemiHidden="0" w:defUnhideWhenUsed="0" w:defQFormat="0" w:count="376">
+  <w:latentStyles w:defLockedState="0" w:defUIPriority="99" w:defSemiHidden="0" w:defUnhideWhenUsed="0" w:defQFormat="0" w:count="371">
     <w:lsdException w:name="Normal" w:uiPriority="0" w:qFormat="1"/>
     <w:lsdException w:name="heading 1" w:uiPriority="9" w:qFormat="1"/>
     <w:lsdException w:name="heading 2" w:semiHidden="1" w:uiPriority="9" w:unhideWhenUsed="1" w:qFormat="1"/>
@@ -1854,11 +1953,6 @@
     <w:lsdException w:name="List Table 5 Dark Accent 6" w:uiPriority="50"/>
     <w:lsdException w:name="List Table 6 Colorful Accent 6" w:uiPriority="51"/>
     <w:lsdException w:name="List Table 7 Colorful Accent 6" w:uiPriority="52"/>
-    <w:lsdException w:name="Mention" w:semiHidden="1" w:unhideWhenUsed="1"/>
-    <w:lsdException w:name="Smart Hyperlink" w:semiHidden="1" w:unhideWhenUsed="1"/>
-    <w:lsdException w:name="Hashtag" w:semiHidden="1" w:unhideWhenUsed="1"/>
-    <w:lsdException w:name="Unresolved Mention" w:semiHidden="1" w:unhideWhenUsed="1"/>
-    <w:lsdException w:name="Smart Link" w:semiHidden="1" w:unhideWhenUsed="1"/>
   </w:latentStyles>
   <w:style w:type="paragraph" w:default="1" w:styleId="Normal">
     <w:name w:val="Normal"/>
@@ -1890,6 +1984,17 @@
     <w:uiPriority w:val="99"/>
     <w:semiHidden/>
     <w:unhideWhenUsed/>
+  </w:style>
+  <w:style w:type="character" w:styleId="Hyperlink">
+    <w:name w:val="Hyperlink"/>
+    <w:basedOn w:val="Fontepargpadro"/>
+    <w:uiPriority w:val="99"/>
+    <w:unhideWhenUsed/>
+    <w:rsid w:val="00B40410"/>
+    <w:rPr>
+      <w:color w:val="467886" w:themeColor="hyperlink"/>
+      <w:u w:val="single"/>
+    </w:rPr>
   </w:style>
 </w:styles>
 </file>
